--- a/backend/templates/template5.docx
+++ b/backend/templates/template5.docx
@@ -23,7 +23,31 @@
           <w:szCs w:val="24"/>
           <w:lang w:val="en-US"/>
         </w:rPr>
-        <w:t>{assessmentName}</w:t>
+        <w:t>{</w:t>
+      </w:r>
+      <w:proofErr w:type="spellStart"/>
+      <w:r>
+        <w:rPr>
+          <w:rFonts w:ascii="Times New Roman" w:hAnsi="Times New Roman" w:cs="Times New Roman"/>
+          <w:b/>
+          <w:bCs/>
+          <w:sz w:val="24"/>
+          <w:szCs w:val="24"/>
+          <w:lang w:val="en-US"/>
+        </w:rPr>
+        <w:t>assessmentName</w:t>
+      </w:r>
+      <w:proofErr w:type="spellEnd"/>
+      <w:r>
+        <w:rPr>
+          <w:rFonts w:ascii="Times New Roman" w:hAnsi="Times New Roman" w:cs="Times New Roman"/>
+          <w:b/>
+          <w:bCs/>
+          <w:sz w:val="24"/>
+          <w:szCs w:val="24"/>
+          <w:lang w:val="en-US"/>
+        </w:rPr>
+        <w:t>}</w:t>
       </w:r>
     </w:p>
     <w:p>
@@ -47,7 +71,55 @@
           <w:szCs w:val="24"/>
           <w:lang w:val="en-US"/>
         </w:rPr>
-        <w:t>{courseCode}: {courseName}</w:t>
+        <w:t>{</w:t>
+      </w:r>
+      <w:proofErr w:type="spellStart"/>
+      <w:r>
+        <w:rPr>
+          <w:rFonts w:ascii="Times New Roman" w:hAnsi="Times New Roman" w:cs="Times New Roman"/>
+          <w:b/>
+          <w:bCs/>
+          <w:sz w:val="24"/>
+          <w:szCs w:val="24"/>
+          <w:lang w:val="en-US"/>
+        </w:rPr>
+        <w:t>courseCode</w:t>
+      </w:r>
+      <w:proofErr w:type="spellEnd"/>
+      <w:r>
+        <w:rPr>
+          <w:rFonts w:ascii="Times New Roman" w:hAnsi="Times New Roman" w:cs="Times New Roman"/>
+          <w:b/>
+          <w:bCs/>
+          <w:sz w:val="24"/>
+          <w:szCs w:val="24"/>
+          <w:lang w:val="en-US"/>
+        </w:rPr>
+        <w:t>}: {</w:t>
+      </w:r>
+      <w:proofErr w:type="spellStart"/>
+      <w:r>
+        <w:rPr>
+          <w:rFonts w:ascii="Times New Roman" w:hAnsi="Times New Roman" w:cs="Times New Roman"/>
+          <w:b/>
+          <w:bCs/>
+          <w:sz w:val="24"/>
+          <w:szCs w:val="24"/>
+          <w:lang w:val="en-US"/>
+        </w:rPr>
+        <w:t>courseName</w:t>
+      </w:r>
+      <w:proofErr w:type="spellEnd"/>
+      <w:r>
+        <w:rPr>
+          <w:rFonts w:ascii="Times New Roman" w:hAnsi="Times New Roman" w:cs="Times New Roman"/>
+          <w:b/>
+          <w:bCs/>
+          <w:sz w:val="24"/>
+          <w:szCs w:val="24"/>
+          <w:lang w:val="en-US"/>
+        </w:rPr>
+        <w:t>}</w:t>
       </w:r>
     </w:p>
     <w:p>
@@ -101,7 +173,6 @@
       <w:pPr>
         <w:spacing w:before="240" w:after="0" w:line="360" w:lineRule="auto"/>
         <w:ind w:left="360"/>
-        <w:jc w:val="both"/>
         <w:rPr>
           <w:rFonts w:ascii="Times New Roman" w:hAnsi="Times New Roman" w:cs="Times New Roman"/>
           <w:sz w:val="24"/>
@@ -124,16 +195,7 @@
           <w:sz w:val="24"/>
           <w:szCs w:val="24"/>
         </w:rPr>
-        <w:t>{</w:t>
-      </w:r>
-      <w:proofErr w:type="gramStart"/>
-      <w:r>
-        <w:rPr>
-          <w:rFonts w:ascii="Times New Roman" w:hAnsi="Times New Roman" w:cs="Times New Roman"/>
-          <w:sz w:val="24"/>
-          <w:szCs w:val="24"/>
-        </w:rPr>
-        <w:t>text}</w:t>
+        <w:t>{text}</w:t>
       </w:r>
       <w:r>
         <w:rPr>
@@ -151,18 +213,7 @@
           <w:sz w:val="24"/>
           <w:szCs w:val="24"/>
         </w:rPr>
-        <w:t>Marks</w:t>
-      </w:r>
-      <w:proofErr w:type="gramEnd"/>
-      <w:r>
-        <w:rPr>
-          <w:rFonts w:ascii="Times New Roman" w:hAnsi="Times New Roman" w:cs="Times New Roman"/>
-          <w:b/>
-          <w:bCs/>
-          <w:sz w:val="24"/>
-          <w:szCs w:val="24"/>
-        </w:rPr>
-        <w:t>:</w:t>
+        <w:t>Marks:</w:t>
       </w:r>
       <w:r>
         <w:rPr>
@@ -177,7 +228,6 @@
       <w:pPr>
         <w:spacing w:line="360" w:lineRule="auto"/>
         <w:ind w:left="360"/>
-        <w:jc w:val="both"/>
         <w:rPr>
           <w:rFonts w:ascii="Times New Roman" w:hAnsi="Times New Roman" w:cs="Times New Roman"/>
           <w:b/>
@@ -196,7 +246,6 @@
         </w:rPr>
         <w:t xml:space="preserve"> </w:t>
       </w:r>
-      <w:proofErr w:type="gramStart"/>
       <w:r>
         <w:rPr>
           <w:rFonts w:ascii="Times New Roman" w:hAnsi="Times New Roman" w:cs="Times New Roman"/>
@@ -225,18 +274,7 @@
           <w:sz w:val="24"/>
           <w:szCs w:val="24"/>
         </w:rPr>
-        <w:t>:</w:t>
-      </w:r>
-      <w:proofErr w:type="gramEnd"/>
-      <w:r>
-        <w:rPr>
-          <w:rFonts w:ascii="Times New Roman" w:hAnsi="Times New Roman" w:cs="Times New Roman"/>
-          <w:b/>
-          <w:bCs/>
-          <w:sz w:val="24"/>
-          <w:szCs w:val="24"/>
-        </w:rPr>
-        <w:t xml:space="preserve"> </w:t>
+        <w:t xml:space="preserve">: </w:t>
       </w:r>
       <w:r>
         <w:rPr>
